--- a/dossier-conformite-2026/livrables/02_MEM/LIV-MEM_Livret_accueil_stagiaire.docx
+++ b/dossier-conformite-2026/livrables/02_MEM/LIV-MEM_Livret_accueil_stagiaire.docx
@@ -63,7 +63,7 @@
       <w:r>
         <w:rPr>
           <w:b/>
-          <w:color w:val="8A6D1F"/>
+          <w:color w:val="1B3A6B"/>
           <w:sz w:val="32"/>
         </w:rPr>
         <w:t>Titre professionnel Manager d'établissement marchand — MEM — Promotion 1</w:t>
@@ -72,7 +72,7 @@
     <w:p>
       <w:pPr>
         <w:pBdr>
-          <w:bottom w:val="single" w:sz="18" w:space="1" w:color="C9A94D"/>
+          <w:bottom w:val="single" w:sz="18" w:space="1" w:color="C9A84C"/>
         </w:pBdr>
       </w:pPr>
     </w:p>
@@ -224,7 +224,7 @@
                 <w:b w:val="0"/>
                 <w:sz w:val="22"/>
               </w:rPr>
-              <w:t>Entreprise individuelle — SIRET 814 622 262 00032</w:t>
+              <w:t>Entrepreneur individuel (EI) — SIRET 814 622 262 00032</w:t>
             </w:r>
           </w:p>
         </w:tc>
@@ -459,12 +459,10 @@
             <w:r/>
             <w:r>
               <w:rPr>
-                <w:b/>
-                <w:i/>
-                <w:color w:val="8A6D1F"/>
+                <w:b w:val="0"/>
                 <w:sz w:val="22"/>
               </w:rPr>
-              <w:t>[À COMPLÉTER : téléphone]</w:t>
+              <w:t>0693 32 24 45</w:t>
             </w:r>
           </w:p>
         </w:tc>
@@ -514,12 +512,10 @@
             <w:r/>
             <w:r>
               <w:rPr>
-                <w:b/>
-                <w:i/>
-                <w:color w:val="8A6D1F"/>
+                <w:b w:val="0"/>
                 <w:sz w:val="22"/>
               </w:rPr>
-              <w:t>[À COMPLÉTER : téléphone]</w:t>
+              <w:t>0693 32 24 45</w:t>
             </w:r>
           </w:p>
         </w:tc>
@@ -551,12 +547,10 @@
             <w:r/>
             <w:r>
               <w:rPr>
-                <w:b/>
-                <w:i/>
-                <w:color w:val="8A6D1F"/>
+                <w:b w:val="0"/>
                 <w:sz w:val="22"/>
               </w:rPr>
-              <w:t>[À COMPLÉTER]</w:t>
+              <w:t>Aurélien LUMEKA</w:t>
             </w:r>
           </w:p>
         </w:tc>
@@ -568,12 +562,10 @@
             <w:r/>
             <w:r>
               <w:rPr>
-                <w:b/>
-                <w:i/>
-                <w:color w:val="8A6D1F"/>
+                <w:b w:val="0"/>
                 <w:sz w:val="22"/>
               </w:rPr>
-              <w:t>[À COMPLÉTER]</w:t>
+              <w:t>yebaformations@gmail.com</w:t>
             </w:r>
           </w:p>
         </w:tc>
@@ -623,12 +615,10 @@
             <w:r/>
             <w:r>
               <w:rPr>
-                <w:b/>
-                <w:i/>
-                <w:color w:val="8A6D1F"/>
+                <w:b w:val="0"/>
                 <w:sz w:val="22"/>
               </w:rPr>
-              <w:t>[À COMPLÉTER : e-mail dédié aux données personnelles]</w:t>
+              <w:t>yebaformations@gmail.com</w:t>
             </w:r>
           </w:p>
         </w:tc>
@@ -973,8 +963,9 @@
               <w:rPr>
                 <w:b/>
                 <w:i/>
-                <w:color w:val="8A6D1F"/>
+                <w:color w:val="1B3A6B"/>
                 <w:sz w:val="22"/>
+                <w:u w:val="single"/>
               </w:rPr>
               <w:t>[À COMPLÉTER : lignes de bus, stationnement]</w:t>
             </w:r>
@@ -997,7 +988,7 @@
                 <w:b w:val="0"/>
                 <w:sz w:val="22"/>
               </w:rPr>
-              <w:t>Repas</w:t>
+              <w:t>Équipements</w:t>
             </w:r>
           </w:p>
         </w:tc>
@@ -1010,12 +1001,45 @@
             <w:r/>
             <w:r>
               <w:rPr>
-                <w:b/>
-                <w:i/>
-                <w:color w:val="8A6D1F"/>
+                <w:b w:val="0"/>
                 <w:sz w:val="22"/>
               </w:rPr>
-              <w:t>[À COMPLÉTER : salle de pause, micro-ondes, commerces proches]</w:t>
+              <w:t>Entrée accessible aux personnes à mobilité réduite, sanitaires, salle de pause, vidéoprojecteur et tableau</w:t>
+            </w:r>
+          </w:p>
+        </w:tc>
+      </w:tr>
+      <w:tr>
+        <w:trPr>
+          <w:cantSplit w:val="true"/>
+        </w:trPr>
+        <w:tc>
+          <w:tcPr>
+            <w:tcW w:type="dxa" w:w="2268"/>
+          </w:tcPr>
+          <w:p>
+            <w:r/>
+            <w:r>
+              <w:rPr>
+                <w:b w:val="0"/>
+                <w:sz w:val="22"/>
+              </w:rPr>
+              <w:t>Repas</w:t>
+            </w:r>
+          </w:p>
+        </w:tc>
+        <w:tc>
+          <w:tcPr>
+            <w:tcW w:type="dxa" w:w="7370"/>
+          </w:tcPr>
+          <w:p>
+            <w:r/>
+            <w:r>
+              <w:rPr>
+                <w:b w:val="0"/>
+                <w:sz w:val="22"/>
+              </w:rPr>
+              <w:t>Salle de pause sur place ; repas interdits dans la salle de formation</w:t>
             </w:r>
           </w:p>
         </w:tc>
@@ -1077,7 +1101,8 @@
         <w:rPr>
           <w:b/>
           <w:i/>
-          <w:color w:val="8A6D1F"/>
+          <w:color w:val="1B3A6B"/>
+          <w:u w:val="single"/>
         </w:rPr>
         <w:t>[À VÉRIFIER]</w:t>
       </w:r>
@@ -1875,6 +1900,69 @@
     </w:p>
     <w:p>
       <w:pPr>
+        <w:pStyle w:val="Heading2"/>
+      </w:pPr>
+      <w:r>
+        <w:t>Les documents qui vous sont remis</w:t>
+      </w:r>
+    </w:p>
+    <w:p>
+      <w:pPr>
+        <w:pStyle w:val="ListBullet"/>
+      </w:pPr>
+      <w:r>
+        <w:rPr>
+          <w:b w:val="0"/>
+        </w:rPr>
+        <w:t>Le programme et ce livret d'accueil</w:t>
+      </w:r>
+    </w:p>
+    <w:p>
+      <w:pPr>
+        <w:pStyle w:val="ListBullet"/>
+      </w:pPr>
+      <w:r>
+        <w:rPr>
+          <w:b w:val="0"/>
+        </w:rPr>
+        <w:t>Le règlement intérieur (YEBA-DOC-04) et son avenant pour les parcours certifiants (RI-06)</w:t>
+      </w:r>
+    </w:p>
+    <w:p>
+      <w:pPr>
+        <w:pStyle w:val="ListBullet"/>
+      </w:pPr>
+      <w:r>
+        <w:rPr>
+          <w:b w:val="0"/>
+        </w:rPr>
+        <w:t>La politique de confidentialité (YEBA-DOC-02) et la charte d'usage de l'IA (YEBA-DOC-11)</w:t>
+      </w:r>
+    </w:p>
+    <w:p>
+      <w:pPr>
+        <w:pStyle w:val="ListBullet"/>
+      </w:pPr>
+      <w:r>
+        <w:rPr>
+          <w:b w:val="0"/>
+        </w:rPr>
+        <w:t>La politique handicap et accessibilité (YEBA-DOC-08) et la procédure de réclamation (YEBA-DOC-09)</w:t>
+      </w:r>
+    </w:p>
+    <w:p>
+      <w:pPr>
+        <w:pStyle w:val="ListBullet"/>
+      </w:pPr>
+      <w:r>
+        <w:rPr>
+          <w:b w:val="0"/>
+        </w:rPr>
+        <w:t>La fiche « Vos droits en santé et sécurité » (SST-18)</w:t>
+      </w:r>
+    </w:p>
+    <w:p>
+      <w:pPr>
         <w:pStyle w:val="Heading1"/>
       </w:pPr>
       <w:r>
@@ -1974,7 +2062,7 @@
         <w:rPr>
           <w:b w:val="0"/>
         </w:rPr>
-        <w:t>Alerte cyclonique orange : vous êtes informé de la suite (maintien, report ou formation à distance). Alerte rouge : les locaux sont fermés, restez chez vous.</w:t>
+        <w:t>Alerte cyclonique orange ou alerte rouge forte pluie : la session est suspendue immédiatement et vous regagnez votre domicile. Alerte rouge : aucun déplacement. La journée est reportée sans frais (règlement intérieur YEBA-DOC-04, article 5).</w:t>
       </w:r>
     </w:p>
     <w:p>
@@ -2012,21 +2100,7 @@
         <w:rPr>
           <w:b w:val="0"/>
         </w:rPr>
-        <w:t xml:space="preserve">Vos données servent à gérer votre formation, votre examen et les obligations envers les financeurs. Elles ne sont jamais vendues ni saisies dans un outil d'IA. Vous pouvez exercer vos droits auprès de </w:t>
-      </w:r>
-      <w:r>
-        <w:rPr>
-          <w:b/>
-          <w:i/>
-          <w:color w:val="8A6D1F"/>
-        </w:rPr>
-        <w:t>[À COMPLÉTER : e-mail dédié aux données personnelles]</w:t>
-      </w:r>
-      <w:r>
-        <w:rPr>
-          <w:b w:val="0"/>
-        </w:rPr>
-        <w:t>. Aucune décision vous concernant n'est prise par une IA.</w:t>
+        <w:t>Vos données servent à gérer votre formation, votre examen et les obligations envers les financeurs. Elles ne sont jamais vendues ni saisies dans un outil d'IA. Vous pouvez exercer vos droits auprès de yebaformations@gmail.com. Aucune décision vous concernant n'est prise par une IA.</w:t>
       </w:r>
     </w:p>
     <w:p>
@@ -2073,7 +2147,8 @@
         <w:rPr>
           <w:b/>
           <w:i/>
-          <w:color w:val="8A6D1F"/>
+          <w:color w:val="1B3A6B"/>
+          <w:u w:val="single"/>
         </w:rPr>
         <w:t>[À COMPLÉTER : dispositifs locaux]</w:t>
       </w:r>
@@ -2218,6 +2293,124 @@
       </w:tr>
     </w:tbl>
     <w:p/>
+    <w:p>
+      <w:pPr>
+        <w:pBdr>
+          <w:bottom w:val="single" w:sz="18" w:space="1" w:color="C9A84C"/>
+        </w:pBdr>
+      </w:pPr>
+    </w:p>
+    <w:p>
+      <w:pPr>
+        <w:keepNext/>
+        <w:spacing w:after="0"/>
+      </w:pPr>
+      <w:r>
+        <w:rPr>
+          <w:b/>
+          <w:color w:val="1B3A6B"/>
+          <w:sz w:val="20"/>
+        </w:rPr>
+        <w:t>YEBA FORMATIONS — Aurélien LUMEKA, entrepreneur individuel (EI), directeur</w:t>
+      </w:r>
+    </w:p>
+    <w:p>
+      <w:pPr>
+        <w:keepNext/>
+        <w:spacing w:after="0"/>
+      </w:pPr>
+      <w:r>
+        <w:rPr>
+          <w:b w:val="0"/>
+          <w:color w:val="121212"/>
+          <w:sz w:val="20"/>
+        </w:rPr>
+        <w:t>9 rue Françoise Châtelain, 97490 Sainte-Clotilde, La Réunion</w:t>
+      </w:r>
+    </w:p>
+    <w:p>
+      <w:pPr>
+        <w:keepNext/>
+        <w:spacing w:after="0"/>
+      </w:pPr>
+      <w:r>
+        <w:rPr>
+          <w:b w:val="0"/>
+          <w:color w:val="121212"/>
+          <w:sz w:val="20"/>
+        </w:rPr>
+        <w:t>Tél. 0693 32 24 45 — yebaformations@gmail.com</w:t>
+      </w:r>
+    </w:p>
+    <w:p>
+      <w:pPr>
+        <w:keepNext/>
+        <w:spacing w:after="0"/>
+      </w:pPr>
+      <w:r>
+        <w:rPr>
+          <w:b w:val="0"/>
+          <w:color w:val="121212"/>
+          <w:sz w:val="20"/>
+        </w:rPr>
+        <w:t>SIRET 814 622 262 00032</w:t>
+      </w:r>
+    </w:p>
+    <w:p>
+      <w:pPr>
+        <w:keepNext/>
+        <w:spacing w:after="0"/>
+      </w:pPr>
+      <w:r>
+        <w:rPr>
+          <w:b w:val="0"/>
+          <w:color w:val="121212"/>
+          <w:sz w:val="20"/>
+        </w:rPr>
+        <w:t>Déclaration d'activité n° 04973676397 auprès du Préfet de La Réunion. Cet enregistrement ne vaut pas agrément de l'État.</w:t>
+      </w:r>
+    </w:p>
+    <w:p>
+      <w:pPr>
+        <w:keepNext/>
+        <w:spacing w:after="0"/>
+      </w:pPr>
+      <w:r>
+        <w:rPr>
+          <w:b w:val="0"/>
+          <w:color w:val="121212"/>
+          <w:sz w:val="20"/>
+        </w:rPr>
+        <w:t>Certification Qualiopi n° 25FOR02027.1 délivrée au titre des catégories : actions de formation, bilans de compétences, actions permettant de faire valider les acquis de l'expérience, actions de formation par apprentissage — organisme certificateur Qualitia (accrédité COFRAC).</w:t>
+      </w:r>
+    </w:p>
+    <w:p>
+      <w:pPr>
+        <w:keepNext/>
+        <w:spacing w:after="0"/>
+      </w:pPr>
+      <w:r>
+        <w:rPr>
+          <w:b w:val="0"/>
+          <w:color w:val="121212"/>
+          <w:sz w:val="20"/>
+        </w:rPr>
+        <w:t>Référent handicap : Aurélien LUMEKA — yebaformations@gmail.com. Document disponible en 16 points sur simple demande.</w:t>
+      </w:r>
+    </w:p>
+    <w:p>
+      <w:pPr>
+        <w:spacing w:before="120"/>
+      </w:pPr>
+      <w:r>
+        <w:rPr>
+          <w:b w:val="0"/>
+          <w:color w:val="5A5F6A"/>
+          <w:sz w:val="18"/>
+        </w:rPr>
+        <w:t>Ce document a été conçu par le formateur avec l'assistance d'un système d'IA générative (règlement (UE) 2024/1689, art. 50). Son contenu a été vérifié et validé par un humain, qui en assume la responsabilité.</w:t>
+      </w:r>
+    </w:p>
     <w:sectPr>
       <w:headerReference w:type="default" r:id="rId9"/>
       <w:footerReference w:type="default" r:id="rId10"/>
@@ -2242,7 +2435,7 @@
         <w:color w:val="1B3A6B"/>
         <w:sz w:val="18"/>
       </w:rPr>
-      <w:t xml:space="preserve">LIV-MEM   |   YEBA FORMATIONS — SIRET 814 622 262 00032 — Version 2026-10   |   Page </w:t>
+      <w:t xml:space="preserve">LIV-MEM   |   YEBA FORMATIONS — SIRET 814 622 262 00032 — Version 2026-10-v3   |   Page </w:t>
     </w:r>
     <w:r>
       <w:rPr>
@@ -2673,10 +2866,11 @@
     <w:qFormat/>
     <w:rsid w:val="00FC693F"/>
     <w:pPr>
-      <w:spacing w:after="120" w:line="276" w:lineRule="auto"/>
+      <w:spacing w:after="120" w:line="312" w:lineRule="auto"/>
     </w:pPr>
     <w:rPr>
       <w:rFonts w:ascii="Arial" w:hAnsi="Arial" w:eastAsia="Arial"/>
+      <w:color w:val="121212"/>
       <w:sz w:val="24"/>
     </w:rPr>
   </w:style>
@@ -2790,7 +2984,7 @@
       <w:rFonts w:asciiTheme="majorHAnsi" w:eastAsiaTheme="majorEastAsia" w:hAnsiTheme="majorHAnsi" w:cstheme="majorBidi" w:ascii="Arial" w:hAnsi="Arial"/>
       <w:b/>
       <w:bCs/>
-      <w:color w:val="8A6D1F"/>
+      <w:color w:val="1B3A6B"/>
       <w:sz w:val="28"/>
     </w:rPr>
   </w:style>
